--- a/autorizacion_parental_campa2026.docx
+++ b/autorizacion_parental_campa2026.docx
@@ -69,16 +69,8 @@
                 <w:sz w:val="30"/>
                 <w:szCs w:val="30"/>
               </w:rPr>
-              <w:t>AUTORIZACIÓN PARENTAL · JISPE CAMP</w:t>
-            </w:r>
-          </w:p>
-          <w:p>
-            <w:pPr>
-              <w:pStyle w:val="Normal"/>
-              <w:spacing w:before="0" w:after="50"/>
-              <w:jc w:val="center"/>
-              <w:rPr/>
-            </w:pPr>
+              <w:t xml:space="preserve">AUTORIZACIÓN PARENTAL · </w:t>
+            </w:r>
             <w:r>
               <w:rPr>
                 <w:rFonts w:eastAsia="Georgia" w:cs="Georgia" w:ascii="Georgia" w:hAnsi="Georgia"/>
@@ -88,7 +80,37 @@
                 <w:sz w:val="30"/>
                 <w:szCs w:val="30"/>
               </w:rPr>
-              <w:t>TOLEDO 2026</w:t>
+              <w:t>JISPE CAMP</w:t>
+            </w:r>
+          </w:p>
+          <w:p>
+            <w:pPr>
+              <w:pStyle w:val="Normal"/>
+              <w:spacing w:before="0" w:after="50"/>
+              <w:jc w:val="center"/>
+              <w:rPr/>
+            </w:pPr>
+            <w:r>
+              <w:rPr>
+                <w:rFonts w:eastAsia="Georgia" w:cs="Georgia" w:ascii="Georgia" w:hAnsi="Georgia"/>
+                <w:b/>
+                <w:bCs/>
+                <w:color w:val="FFFFFF"/>
+                <w:sz w:val="30"/>
+                <w:szCs w:val="30"/>
+              </w:rPr>
+              <w:t>TOLEDO 202</w:t>
+            </w:r>
+            <w:r>
+              <w:rPr>
+                <w:rFonts w:eastAsia="Georgia" w:cs="Georgia" w:ascii="Georgia" w:hAnsi="Georgia"/>
+                <w:b/>
+                <w:bCs/>
+                <w:color w:val="FFFFFF"/>
+                <w:sz w:val="30"/>
+                <w:szCs w:val="30"/>
+              </w:rPr>
+              <w:t>6</w:t>
             </w:r>
           </w:p>
           <w:p>
@@ -105,7 +127,25 @@
                 <w:sz w:val="18"/>
                 <w:szCs w:val="18"/>
               </w:rPr>
-              <w:t xml:space="preserve">31 de Julio – 2 de Agosto de 2026  ·  Toledo, España 100 plazas disponibles </w:t>
+              <w:t>31 de Julio – 2 de Agosto de 202</w:t>
+            </w:r>
+            <w:r>
+              <w:rPr>
+                <w:rFonts w:eastAsia="Calibri" w:cs="Calibri"/>
+                <w:color w:val="7FB3D3"/>
+                <w:sz w:val="18"/>
+                <w:szCs w:val="18"/>
+              </w:rPr>
+              <w:t xml:space="preserve">6 </w:t>
+            </w:r>
+            <w:r>
+              <w:rPr>
+                <w:rFonts w:eastAsia="Calibri" w:cs="Calibri"/>
+                <w:color w:val="7FB3D3"/>
+                <w:sz w:val="18"/>
+                <w:szCs w:val="18"/>
+              </w:rPr>
+              <w:t xml:space="preserve"> ·  Toledo, España</w:t>
             </w:r>
           </w:p>
         </w:tc>
@@ -250,7 +290,18 @@
                 <w:sz w:val="19"/>
                 <w:szCs w:val="19"/>
               </w:rPr>
-              <w:t>▸  DATOS DEL PARTICIPANTE MENOR DE EDAD</w:t>
+              <w:t xml:space="preserve">▸  </w:t>
+            </w:r>
+            <w:r>
+              <w:rPr>
+                <w:rFonts w:eastAsia="Calibri" w:cs="Calibri"/>
+                <w:b/>
+                <w:bCs/>
+                <w:color w:val="0D2137"/>
+                <w:sz w:val="19"/>
+                <w:szCs w:val="19"/>
+              </w:rPr>
+              <w:t>DATOS DEL PARTICIPANTE MENOR DE EDAD</w:t>
             </w:r>
           </w:p>
           <w:tbl>
@@ -561,7 +612,18 @@
                 <w:sz w:val="19"/>
                 <w:szCs w:val="19"/>
               </w:rPr>
-              <w:t>▸  DATOS DEL TUTOR LEGAL / PADRE / MADRE</w:t>
+              <w:t xml:space="preserve">▸  </w:t>
+            </w:r>
+            <w:r>
+              <w:rPr>
+                <w:rFonts w:eastAsia="Calibri" w:cs="Calibri"/>
+                <w:b/>
+                <w:bCs/>
+                <w:color w:val="0D2137"/>
+                <w:sz w:val="19"/>
+                <w:szCs w:val="19"/>
+              </w:rPr>
+              <w:t>DATOS DEL TUTOR LEGAL / PADRE / MADRE</w:t>
             </w:r>
           </w:p>
           <w:tbl>
@@ -872,7 +934,18 @@
                 <w:sz w:val="19"/>
                 <w:szCs w:val="19"/>
               </w:rPr>
-              <w:t>▸  INFORMACIÓN BÁSICA SOBRE PROTECCIÓN DE DATOS (Art. 13 RGPD)</w:t>
+              <w:t xml:space="preserve">▸  </w:t>
+            </w:r>
+            <w:r>
+              <w:rPr>
+                <w:rFonts w:eastAsia="Calibri" w:cs="Calibri"/>
+                <w:b/>
+                <w:bCs/>
+                <w:color w:val="0D2137"/>
+                <w:sz w:val="19"/>
+                <w:szCs w:val="19"/>
+              </w:rPr>
+              <w:t>INFORMACIÓN BÁSICA SOBRE PROTECCIÓN DE DATOS (Art. 13 RGPD)</w:t>
             </w:r>
           </w:p>
           <w:tbl>
@@ -1318,7 +1391,18 @@
                 <w:sz w:val="19"/>
                 <w:szCs w:val="19"/>
               </w:rPr>
-              <w:t>▸  CONSENTIMIENTOS Y AUTORIZACIONES  (marque cada casilla que ACEPTA)</w:t>
+              <w:t xml:space="preserve">▸  </w:t>
+            </w:r>
+            <w:r>
+              <w:rPr>
+                <w:rFonts w:eastAsia="Calibri" w:cs="Calibri"/>
+                <w:b/>
+                <w:bCs/>
+                <w:color w:val="0D2137"/>
+                <w:sz w:val="19"/>
+                <w:szCs w:val="19"/>
+              </w:rPr>
+              <w:t>CONSENTIMIENTOS Y AUTORIZACIONES  (marque cada casilla que ACEPTA)</w:t>
             </w:r>
           </w:p>
           <w:p>
@@ -1499,7 +1583,16 @@
                       <w:sz w:val="18"/>
                       <w:szCs w:val="18"/>
                     </w:rPr>
-                    <w:t xml:space="preserve"> 2. DATOS DE SALUD (OBLIGATORIO, Art. 9.2.a RGPD) — Consiento EXPLÍCITAMENTE el tratamiento de los datos de salud del menor (alergias, medicación, condiciones médicas, nivel de natación) por el Responsable Sanitario y el Director del campamento, con la finalidad exclusiva de garantizar su seguridad y bienestar.</w:t>
+                    <w:t xml:space="preserve"> </w:t>
+                  </w:r>
+                  <w:r>
+                    <w:rPr>
+                      <w:rFonts w:eastAsia="Calibri" w:cs="Calibri"/>
+                      <w:color w:val="1C2833"/>
+                      <w:sz w:val="18"/>
+                      <w:szCs w:val="18"/>
+                    </w:rPr>
+                    <w:t>2. DATOS DE SALUD (OBLIGATORIO, Art. 9.2.a RGPD) — Consiento EXPLÍCITAMENTE el tratamiento de los datos de salud del menor (alergias, medicación, condiciones médicas, nivel de natación) por el Responsable Sanitario y el Director del campamento, con la finalidad exclusiva de garantizar su seguridad y bienestar.</w:t>
                   </w:r>
                 </w:p>
               </w:tc>
@@ -1591,7 +1684,16 @@
                       <w:sz w:val="18"/>
                       <w:szCs w:val="18"/>
                     </w:rPr>
-                    <w:t xml:space="preserve"> 3. ACTIVIDADES ACUÁTICAS (OBLIGATORIO) — Autorizo la participación del menor en las actividades de piscina bajo la supervisión de monitores, en los horarios establecidos y con las medidas de seguridad en vigor.</w:t>
+                    <w:t xml:space="preserve"> </w:t>
+                  </w:r>
+                  <w:r>
+                    <w:rPr>
+                      <w:rFonts w:eastAsia="Calibri" w:cs="Calibri"/>
+                      <w:color w:val="1C2833"/>
+                      <w:sz w:val="18"/>
+                      <w:szCs w:val="18"/>
+                    </w:rPr>
+                    <w:t>3. ACTIVIDADES ACUÁTICAS (OBLIGATORIO) — Autorizo la participación del menor en las actividades de piscina bajo la supervisión de monitores, en los horarios establecidos y con las medidas de seguridad en vigor.</w:t>
                   </w:r>
                 </w:p>
               </w:tc>
@@ -1683,7 +1785,16 @@
                       <w:sz w:val="18"/>
                       <w:szCs w:val="18"/>
                     </w:rPr>
-                    <w:t xml:space="preserve"> 4. EMERGENCIAS MÉDICAS (OBLIGATORIO) — Autorizo al equipo organizador a tomar decisiones médicas urgentes para proteger la salud e integridad del menor cuando no sea posible contactarme a tiempo, conforme a la Ley 41/2002 de Autonomía del Paciente.</w:t>
+                    <w:t xml:space="preserve"> </w:t>
+                  </w:r>
+                  <w:r>
+                    <w:rPr>
+                      <w:rFonts w:eastAsia="Calibri" w:cs="Calibri"/>
+                      <w:color w:val="1C2833"/>
+                      <w:sz w:val="18"/>
+                      <w:szCs w:val="18"/>
+                    </w:rPr>
+                    <w:t>4. EMERGENCIAS MÉDICAS (OBLIGATORIO) — Autorizo al equipo organizador a tomar decisiones médicas urgentes para proteger la salud e integridad del menor cuando no sea posible contactarme a tiempo, conforme a la Ley 41/2002 de Autonomía del Paciente.</w:t>
                   </w:r>
                 </w:p>
               </w:tc>
@@ -1775,7 +1886,16 @@
                       <w:sz w:val="18"/>
                       <w:szCs w:val="18"/>
                     </w:rPr>
-                    <w:t xml:space="preserve"> 5. REGLAMENTO DE CONVIVENCIA (OBLIGATORIO) — He leído y acepto el reglamento del campamento (disponible en la web del campa) y me comprometo a trasladarlo al menor antes del inicio. Acepto el régimen disciplinario, incluyendo la posibilidad de expulsión en caso de infracción grave.</w:t>
+                    <w:t xml:space="preserve"> </w:t>
+                  </w:r>
+                  <w:r>
+                    <w:rPr>
+                      <w:rFonts w:eastAsia="Calibri" w:cs="Calibri"/>
+                      <w:color w:val="1C2833"/>
+                      <w:sz w:val="18"/>
+                      <w:szCs w:val="18"/>
+                    </w:rPr>
+                    <w:t>5. REGLAMENTO DE CONVIVENCIA (OBLIGATORIO) — He leído y acepto el reglamento del campamento (disponible en la web del campa) y me comprometo a trasladarlo al menor antes del inicio. Acepto el régimen disciplinario, incluyendo la posibilidad de expulsión en caso de infracción grave.</w:t>
                   </w:r>
                 </w:p>
               </w:tc>
@@ -1867,7 +1987,16 @@
                       <w:sz w:val="18"/>
                       <w:szCs w:val="18"/>
                     </w:rPr>
-                    <w:t xml:space="preserve"> 6. USO DE IMÁGENES Y VÍDEOS (OPCIONAL — LO 1/1982) — Autorizo la captación y publicación de imágenes y vídeos del menor durante el campamento en las redes sociales y comunicaciones internas de la Iglesia de la Santidad Pentecostal España. Puedo revocar esta autorización en cualquier momento escribiendo a jispexespa@gmail.com.</w:t>
+                    <w:t xml:space="preserve"> </w:t>
+                  </w:r>
+                  <w:r>
+                    <w:rPr>
+                      <w:rFonts w:eastAsia="Calibri" w:cs="Calibri"/>
+                      <w:color w:val="1C2833"/>
+                      <w:sz w:val="18"/>
+                      <w:szCs w:val="18"/>
+                    </w:rPr>
+                    <w:t>6. USO DE IMÁGENES Y VÍDEOS (OPCIONAL — LO 1/1982) — Autorizo la captación y publicación de imágenes y vídeos del menor durante el campamento en las redes sociales y comunicaciones internas de la Iglesia de la Santidad Pentecostal España. Puedo revocar esta autorización en cualquier momento escribiendo a jispexespa@gmail.com.</w:t>
                   </w:r>
                 </w:p>
               </w:tc>
@@ -1959,7 +2088,16 @@
                       <w:sz w:val="18"/>
                       <w:szCs w:val="18"/>
                     </w:rPr>
-                    <w:t xml:space="preserve"> 7. VERACIDAD (OBLIGATORIO) — Confirmo que todos los datos facilitados en el formulario de inscripción y en este documento son verídicos, completos y actualizados, y que no he omitido información relevante sobre el estado de salud del menor.</w:t>
+                    <w:t xml:space="preserve"> </w:t>
+                  </w:r>
+                  <w:r>
+                    <w:rPr>
+                      <w:rFonts w:eastAsia="Calibri" w:cs="Calibri"/>
+                      <w:color w:val="1C2833"/>
+                      <w:sz w:val="18"/>
+                      <w:szCs w:val="18"/>
+                    </w:rPr>
+                    <w:t>7. VERACIDAD (OBLIGATORIO) — Confirmo que todos los datos facilitados en el formulario de inscripción y en este documento son verídicos, completos y actualizados, y que no he omitido información relevante sobre el estado de salud del menor.</w:t>
                   </w:r>
                 </w:p>
               </w:tc>
@@ -2099,6 +2237,15 @@
                 <w:sz w:val="17"/>
                 <w:szCs w:val="17"/>
               </w:rPr>
+              <w:t>Fecha: _______ / _______ / 2026</w:t>
+            </w:r>
+            <w:r>
+              <w:rPr>
+                <w:rFonts w:eastAsia="Calibri" w:cs="Calibri"/>
+                <w:color w:val="1C2833"/>
+                <w:sz w:val="17"/>
+                <w:szCs w:val="17"/>
+              </w:rPr>
               <w:t>Nombre: _____________________________</w:t>
             </w:r>
           </w:p>
@@ -2243,7 +2390,7 @@
                 <w:sz w:val="17"/>
                 <w:szCs w:val="17"/>
               </w:rPr>
-              <w:t>Fecha: _______ / _______ / 2025</w:t>
+              <w:t>Fecha: _______ / _______ / 2026</w:t>
             </w:r>
           </w:p>
           <w:p>
